--- a/许库兰_医学AI实习简历.docx
+++ b/许库兰_医学AI实习简历.docx
@@ -9,7 +9,7 @@
       </w:pPr>
       <w:r>
         <w:rPr>
-          <w:rFonts w:ascii="Arial" w:hAnsi="Arial" w:eastAsia="PingFang SC"/>
+          <w:rFonts w:ascii="Arial Unicode MS" w:hAnsi="Arial Unicode MS" w:eastAsia="Arial Unicode MS" w:cs="Arial Unicode MS"/>
           <w:b/>
           <w:color w:val="203C67"/>
           <w:sz w:val="50"/>
@@ -24,7 +24,7 @@
       </w:pPr>
       <w:r>
         <w:rPr>
-          <w:rFonts w:ascii="Arial" w:hAnsi="Arial" w:eastAsia="PingFang SC"/>
+          <w:rFonts w:ascii="Arial Unicode MS" w:hAnsi="Arial Unicode MS" w:eastAsia="Arial Unicode MS" w:cs="Arial Unicode MS"/>
           <w:b/>
           <w:color w:val="3E7978"/>
           <w:sz w:val="24"/>
@@ -39,7 +39,7 @@
       </w:pPr>
       <w:r>
         <w:rPr>
-          <w:rFonts w:ascii="Arial" w:hAnsi="Arial" w:eastAsia="PingFang SC"/>
+          <w:rFonts w:ascii="Arial Unicode MS" w:hAnsi="Arial Unicode MS" w:eastAsia="Arial Unicode MS" w:cs="Arial Unicode MS"/>
           <w:b w:val="0"/>
           <w:color w:val="657084"/>
           <w:sz w:val="19"/>
@@ -56,7 +56,7 @@
       </w:pPr>
       <w:r>
         <w:rPr>
-          <w:rFonts w:ascii="Arial" w:hAnsi="Arial" w:eastAsia="PingFang SC"/>
+          <w:rFonts w:ascii="Arial Unicode MS" w:hAnsi="Arial Unicode MS" w:eastAsia="Arial Unicode MS" w:cs="Arial Unicode MS"/>
           <w:b/>
           <w:color w:val="3E7978"/>
           <w:sz w:val="24"/>
@@ -70,7 +70,7 @@
       </w:pPr>
       <w:r>
         <w:rPr>
-          <w:rFonts w:ascii="Arial" w:hAnsi="Arial" w:eastAsia="PingFang SC"/>
+          <w:rFonts w:ascii="Arial Unicode MS" w:hAnsi="Arial Unicode MS" w:eastAsia="Arial Unicode MS" w:cs="Arial Unicode MS"/>
           <w:b w:val="0"/>
           <w:color w:val="34445A"/>
           <w:sz w:val="19"/>
@@ -87,7 +87,7 @@
       </w:pPr>
       <w:r>
         <w:rPr>
-          <w:rFonts w:ascii="Arial" w:hAnsi="Arial" w:eastAsia="PingFang SC"/>
+          <w:rFonts w:ascii="Arial Unicode MS" w:hAnsi="Arial Unicode MS" w:eastAsia="Arial Unicode MS" w:cs="Arial Unicode MS"/>
           <w:b/>
           <w:color w:val="3E7978"/>
           <w:sz w:val="24"/>
@@ -102,7 +102,7 @@
       </w:pPr>
       <w:r>
         <w:rPr>
-          <w:rFonts w:ascii="Arial" w:hAnsi="Arial" w:eastAsia="PingFang SC"/>
+          <w:rFonts w:ascii="Arial Unicode MS" w:hAnsi="Arial Unicode MS" w:eastAsia="Arial Unicode MS" w:cs="Arial Unicode MS"/>
           <w:b/>
           <w:color w:val="B98844"/>
           <w:sz w:val="20"/>
@@ -111,7 +111,7 @@
       </w:r>
       <w:r>
         <w:rPr>
-          <w:rFonts w:ascii="Arial" w:hAnsi="Arial" w:eastAsia="PingFang SC"/>
+          <w:rFonts w:ascii="Arial Unicode MS" w:hAnsi="Arial Unicode MS" w:eastAsia="Arial Unicode MS" w:cs="Arial Unicode MS"/>
           <w:b/>
           <w:color w:val="203C67"/>
           <w:sz w:val="20"/>
@@ -120,7 +120,7 @@
       </w:r>
       <w:r>
         <w:rPr>
-          <w:rFonts w:ascii="Arial" w:hAnsi="Arial" w:eastAsia="PingFang SC"/>
+          <w:rFonts w:ascii="Arial Unicode MS" w:hAnsi="Arial Unicode MS" w:eastAsia="Arial Unicode MS" w:cs="Arial Unicode MS"/>
           <w:b w:val="0"/>
           <w:color w:val="34445A"/>
           <w:sz w:val="19"/>
@@ -135,7 +135,7 @@
       </w:pPr>
       <w:r>
         <w:rPr>
-          <w:rFonts w:ascii="Arial" w:hAnsi="Arial" w:eastAsia="PingFang SC"/>
+          <w:rFonts w:ascii="Arial Unicode MS" w:hAnsi="Arial Unicode MS" w:eastAsia="Arial Unicode MS" w:cs="Arial Unicode MS"/>
           <w:b/>
           <w:color w:val="B98844"/>
           <w:sz w:val="20"/>
@@ -144,7 +144,7 @@
       </w:r>
       <w:r>
         <w:rPr>
-          <w:rFonts w:ascii="Arial" w:hAnsi="Arial" w:eastAsia="PingFang SC"/>
+          <w:rFonts w:ascii="Arial Unicode MS" w:hAnsi="Arial Unicode MS" w:eastAsia="Arial Unicode MS" w:cs="Arial Unicode MS"/>
           <w:b/>
           <w:color w:val="203C67"/>
           <w:sz w:val="20"/>
@@ -153,7 +153,7 @@
       </w:r>
       <w:r>
         <w:rPr>
-          <w:rFonts w:ascii="Arial" w:hAnsi="Arial" w:eastAsia="PingFang SC"/>
+          <w:rFonts w:ascii="Arial Unicode MS" w:hAnsi="Arial Unicode MS" w:eastAsia="Arial Unicode MS" w:cs="Arial Unicode MS"/>
           <w:b w:val="0"/>
           <w:color w:val="34445A"/>
           <w:sz w:val="19"/>
@@ -168,7 +168,7 @@
       </w:pPr>
       <w:r>
         <w:rPr>
-          <w:rFonts w:ascii="Arial" w:hAnsi="Arial" w:eastAsia="PingFang SC"/>
+          <w:rFonts w:ascii="Arial Unicode MS" w:hAnsi="Arial Unicode MS" w:eastAsia="Arial Unicode MS" w:cs="Arial Unicode MS"/>
           <w:b/>
           <w:color w:val="B98844"/>
           <w:sz w:val="20"/>
@@ -177,7 +177,7 @@
       </w:r>
       <w:r>
         <w:rPr>
-          <w:rFonts w:ascii="Arial" w:hAnsi="Arial" w:eastAsia="PingFang SC"/>
+          <w:rFonts w:ascii="Arial Unicode MS" w:hAnsi="Arial Unicode MS" w:eastAsia="Arial Unicode MS" w:cs="Arial Unicode MS"/>
           <w:b/>
           <w:color w:val="203C67"/>
           <w:sz w:val="20"/>
@@ -186,7 +186,7 @@
       </w:r>
       <w:r>
         <w:rPr>
-          <w:rFonts w:ascii="Arial" w:hAnsi="Arial" w:eastAsia="PingFang SC"/>
+          <w:rFonts w:ascii="Arial Unicode MS" w:hAnsi="Arial Unicode MS" w:eastAsia="Arial Unicode MS" w:cs="Arial Unicode MS"/>
           <w:b w:val="0"/>
           <w:color w:val="34445A"/>
           <w:sz w:val="19"/>
@@ -201,7 +201,7 @@
       </w:pPr>
       <w:r>
         <w:rPr>
-          <w:rFonts w:ascii="Arial" w:hAnsi="Arial" w:eastAsia="PingFang SC"/>
+          <w:rFonts w:ascii="Arial Unicode MS" w:hAnsi="Arial Unicode MS" w:eastAsia="Arial Unicode MS" w:cs="Arial Unicode MS"/>
           <w:b/>
           <w:color w:val="B98844"/>
           <w:sz w:val="20"/>
@@ -210,7 +210,7 @@
       </w:r>
       <w:r>
         <w:rPr>
-          <w:rFonts w:ascii="Arial" w:hAnsi="Arial" w:eastAsia="PingFang SC"/>
+          <w:rFonts w:ascii="Arial Unicode MS" w:hAnsi="Arial Unicode MS" w:eastAsia="Arial Unicode MS" w:cs="Arial Unicode MS"/>
           <w:b/>
           <w:color w:val="203C67"/>
           <w:sz w:val="20"/>
@@ -219,7 +219,7 @@
       </w:r>
       <w:r>
         <w:rPr>
-          <w:rFonts w:ascii="Arial" w:hAnsi="Arial" w:eastAsia="PingFang SC"/>
+          <w:rFonts w:ascii="Arial Unicode MS" w:hAnsi="Arial Unicode MS" w:eastAsia="Arial Unicode MS" w:cs="Arial Unicode MS"/>
           <w:b w:val="0"/>
           <w:color w:val="34445A"/>
           <w:sz w:val="19"/>
@@ -234,7 +234,7 @@
       </w:pPr>
       <w:r>
         <w:rPr>
-          <w:rFonts w:ascii="Arial" w:hAnsi="Arial" w:eastAsia="PingFang SC"/>
+          <w:rFonts w:ascii="Arial Unicode MS" w:hAnsi="Arial Unicode MS" w:eastAsia="Arial Unicode MS" w:cs="Arial Unicode MS"/>
           <w:b/>
           <w:color w:val="B98844"/>
           <w:sz w:val="20"/>
@@ -243,7 +243,7 @@
       </w:r>
       <w:r>
         <w:rPr>
-          <w:rFonts w:ascii="Arial" w:hAnsi="Arial" w:eastAsia="PingFang SC"/>
+          <w:rFonts w:ascii="Arial Unicode MS" w:hAnsi="Arial Unicode MS" w:eastAsia="Arial Unicode MS" w:cs="Arial Unicode MS"/>
           <w:b/>
           <w:color w:val="203C67"/>
           <w:sz w:val="20"/>
@@ -252,7 +252,7 @@
       </w:r>
       <w:r>
         <w:rPr>
-          <w:rFonts w:ascii="Arial" w:hAnsi="Arial" w:eastAsia="PingFang SC"/>
+          <w:rFonts w:ascii="Arial Unicode MS" w:hAnsi="Arial Unicode MS" w:eastAsia="Arial Unicode MS" w:cs="Arial Unicode MS"/>
           <w:b w:val="0"/>
           <w:color w:val="34445A"/>
           <w:sz w:val="19"/>
@@ -267,7 +267,7 @@
       </w:pPr>
       <w:r>
         <w:rPr>
-          <w:rFonts w:ascii="Arial" w:hAnsi="Arial" w:eastAsia="PingFang SC"/>
+          <w:rFonts w:ascii="Arial Unicode MS" w:hAnsi="Arial Unicode MS" w:eastAsia="Arial Unicode MS" w:cs="Arial Unicode MS"/>
           <w:b/>
           <w:color w:val="B98844"/>
           <w:sz w:val="20"/>
@@ -276,7 +276,7 @@
       </w:r>
       <w:r>
         <w:rPr>
-          <w:rFonts w:ascii="Arial" w:hAnsi="Arial" w:eastAsia="PingFang SC"/>
+          <w:rFonts w:ascii="Arial Unicode MS" w:hAnsi="Arial Unicode MS" w:eastAsia="Arial Unicode MS" w:cs="Arial Unicode MS"/>
           <w:b/>
           <w:color w:val="203C67"/>
           <w:sz w:val="20"/>
@@ -285,7 +285,7 @@
       </w:r>
       <w:r>
         <w:rPr>
-          <w:rFonts w:ascii="Arial" w:hAnsi="Arial" w:eastAsia="PingFang SC"/>
+          <w:rFonts w:ascii="Arial Unicode MS" w:hAnsi="Arial Unicode MS" w:eastAsia="Arial Unicode MS" w:cs="Arial Unicode MS"/>
           <w:b w:val="0"/>
           <w:color w:val="34445A"/>
           <w:sz w:val="19"/>
@@ -300,7 +300,7 @@
       </w:pPr>
       <w:r>
         <w:rPr>
-          <w:rFonts w:ascii="Arial" w:hAnsi="Arial" w:eastAsia="PingFang SC"/>
+          <w:rFonts w:ascii="Arial Unicode MS" w:hAnsi="Arial Unicode MS" w:eastAsia="Arial Unicode MS" w:cs="Arial Unicode MS"/>
           <w:b/>
           <w:color w:val="B98844"/>
           <w:sz w:val="20"/>
@@ -309,7 +309,7 @@
       </w:r>
       <w:r>
         <w:rPr>
-          <w:rFonts w:ascii="Arial" w:hAnsi="Arial" w:eastAsia="PingFang SC"/>
+          <w:rFonts w:ascii="Arial Unicode MS" w:hAnsi="Arial Unicode MS" w:eastAsia="Arial Unicode MS" w:cs="Arial Unicode MS"/>
           <w:b/>
           <w:color w:val="203C67"/>
           <w:sz w:val="20"/>
@@ -318,7 +318,7 @@
       </w:r>
       <w:r>
         <w:rPr>
-          <w:rFonts w:ascii="Arial" w:hAnsi="Arial" w:eastAsia="PingFang SC"/>
+          <w:rFonts w:ascii="Arial Unicode MS" w:hAnsi="Arial Unicode MS" w:eastAsia="Arial Unicode MS" w:cs="Arial Unicode MS"/>
           <w:b w:val="0"/>
           <w:color w:val="34445A"/>
           <w:sz w:val="19"/>
@@ -333,7 +333,7 @@
       </w:pPr>
       <w:r>
         <w:rPr>
-          <w:rFonts w:ascii="Arial" w:hAnsi="Arial" w:eastAsia="PingFang SC"/>
+          <w:rFonts w:ascii="Arial Unicode MS" w:hAnsi="Arial Unicode MS" w:eastAsia="Arial Unicode MS" w:cs="Arial Unicode MS"/>
           <w:b/>
           <w:color w:val="B98844"/>
           <w:sz w:val="20"/>
@@ -342,7 +342,7 @@
       </w:r>
       <w:r>
         <w:rPr>
-          <w:rFonts w:ascii="Arial" w:hAnsi="Arial" w:eastAsia="PingFang SC"/>
+          <w:rFonts w:ascii="Arial Unicode MS" w:hAnsi="Arial Unicode MS" w:eastAsia="Arial Unicode MS" w:cs="Arial Unicode MS"/>
           <w:b/>
           <w:color w:val="203C67"/>
           <w:sz w:val="20"/>
@@ -351,7 +351,7 @@
       </w:r>
       <w:r>
         <w:rPr>
-          <w:rFonts w:ascii="Arial" w:hAnsi="Arial" w:eastAsia="PingFang SC"/>
+          <w:rFonts w:ascii="Arial Unicode MS" w:hAnsi="Arial Unicode MS" w:eastAsia="Arial Unicode MS" w:cs="Arial Unicode MS"/>
           <w:b w:val="0"/>
           <w:color w:val="34445A"/>
           <w:sz w:val="19"/>
@@ -373,7 +373,7 @@
       </w:pPr>
       <w:r>
         <w:rPr>
-          <w:rFonts w:ascii="Arial" w:hAnsi="Arial" w:eastAsia="PingFang SC"/>
+          <w:rFonts w:ascii="Arial Unicode MS" w:hAnsi="Arial Unicode MS" w:eastAsia="Arial Unicode MS" w:cs="Arial Unicode MS"/>
           <w:b/>
           <w:color w:val="3E7978"/>
           <w:sz w:val="24"/>
@@ -388,7 +388,7 @@
       </w:pPr>
       <w:r>
         <w:rPr>
-          <w:rFonts w:ascii="Arial" w:hAnsi="Arial" w:eastAsia="PingFang SC"/>
+          <w:rFonts w:ascii="Arial Unicode MS" w:hAnsi="Arial Unicode MS" w:eastAsia="Arial Unicode MS" w:cs="Arial Unicode MS"/>
           <w:b/>
           <w:color w:val="B98844"/>
           <w:sz w:val="20"/>
@@ -397,7 +397,7 @@
       </w:r>
       <w:r>
         <w:rPr>
-          <w:rFonts w:ascii="Arial" w:hAnsi="Arial" w:eastAsia="PingFang SC"/>
+          <w:rFonts w:ascii="Arial Unicode MS" w:hAnsi="Arial Unicode MS" w:eastAsia="Arial Unicode MS" w:cs="Arial Unicode MS"/>
           <w:b/>
           <w:color w:val="203C67"/>
           <w:sz w:val="20"/>
@@ -406,7 +406,7 @@
       </w:r>
       <w:r>
         <w:rPr>
-          <w:rFonts w:ascii="Arial" w:hAnsi="Arial" w:eastAsia="PingFang SC"/>
+          <w:rFonts w:ascii="Arial Unicode MS" w:hAnsi="Arial Unicode MS" w:eastAsia="Arial Unicode MS" w:cs="Arial Unicode MS"/>
           <w:b w:val="0"/>
           <w:color w:val="3E7978"/>
           <w:sz w:val="18"/>
@@ -415,7 +415,7 @@
       </w:r>
       <w:r>
         <w:rPr>
-          <w:rFonts w:ascii="Arial" w:hAnsi="Arial" w:eastAsia="PingFang SC"/>
+          <w:rFonts w:ascii="Arial Unicode MS" w:hAnsi="Arial Unicode MS" w:eastAsia="Arial Unicode MS" w:cs="Arial Unicode MS"/>
           <w:b w:val="0"/>
           <w:color w:val="34445A"/>
           <w:sz w:val="19"/>
@@ -430,7 +430,7 @@
       </w:pPr>
       <w:r>
         <w:rPr>
-          <w:rFonts w:ascii="Arial" w:hAnsi="Arial" w:eastAsia="PingFang SC"/>
+          <w:rFonts w:ascii="Arial Unicode MS" w:hAnsi="Arial Unicode MS" w:eastAsia="Arial Unicode MS" w:cs="Arial Unicode MS"/>
           <w:b/>
           <w:color w:val="B98844"/>
           <w:sz w:val="20"/>
@@ -439,7 +439,7 @@
       </w:r>
       <w:r>
         <w:rPr>
-          <w:rFonts w:ascii="Arial" w:hAnsi="Arial" w:eastAsia="PingFang SC"/>
+          <w:rFonts w:ascii="Arial Unicode MS" w:hAnsi="Arial Unicode MS" w:eastAsia="Arial Unicode MS" w:cs="Arial Unicode MS"/>
           <w:b/>
           <w:color w:val="203C67"/>
           <w:sz w:val="20"/>
@@ -448,7 +448,7 @@
       </w:r>
       <w:r>
         <w:rPr>
-          <w:rFonts w:ascii="Arial" w:hAnsi="Arial" w:eastAsia="PingFang SC"/>
+          <w:rFonts w:ascii="Arial Unicode MS" w:hAnsi="Arial Unicode MS" w:eastAsia="Arial Unicode MS" w:cs="Arial Unicode MS"/>
           <w:b w:val="0"/>
           <w:color w:val="3E7978"/>
           <w:sz w:val="18"/>
@@ -457,7 +457,7 @@
       </w:r>
       <w:r>
         <w:rPr>
-          <w:rFonts w:ascii="Arial" w:hAnsi="Arial" w:eastAsia="PingFang SC"/>
+          <w:rFonts w:ascii="Arial Unicode MS" w:hAnsi="Arial Unicode MS" w:eastAsia="Arial Unicode MS" w:cs="Arial Unicode MS"/>
           <w:b w:val="0"/>
           <w:color w:val="34445A"/>
           <w:sz w:val="19"/>
@@ -472,7 +472,7 @@
       </w:pPr>
       <w:r>
         <w:rPr>
-          <w:rFonts w:ascii="Arial" w:hAnsi="Arial" w:eastAsia="PingFang SC"/>
+          <w:rFonts w:ascii="Arial Unicode MS" w:hAnsi="Arial Unicode MS" w:eastAsia="Arial Unicode MS" w:cs="Arial Unicode MS"/>
           <w:b/>
           <w:color w:val="B98844"/>
           <w:sz w:val="20"/>
@@ -481,7 +481,7 @@
       </w:r>
       <w:r>
         <w:rPr>
-          <w:rFonts w:ascii="Arial" w:hAnsi="Arial" w:eastAsia="PingFang SC"/>
+          <w:rFonts w:ascii="Arial Unicode MS" w:hAnsi="Arial Unicode MS" w:eastAsia="Arial Unicode MS" w:cs="Arial Unicode MS"/>
           <w:b/>
           <w:color w:val="203C67"/>
           <w:sz w:val="20"/>
@@ -490,7 +490,7 @@
       </w:r>
       <w:r>
         <w:rPr>
-          <w:rFonts w:ascii="Arial" w:hAnsi="Arial" w:eastAsia="PingFang SC"/>
+          <w:rFonts w:ascii="Arial Unicode MS" w:hAnsi="Arial Unicode MS" w:eastAsia="Arial Unicode MS" w:cs="Arial Unicode MS"/>
           <w:b w:val="0"/>
           <w:color w:val="3E7978"/>
           <w:sz w:val="18"/>
@@ -499,7 +499,7 @@
       </w:r>
       <w:r>
         <w:rPr>
-          <w:rFonts w:ascii="Arial" w:hAnsi="Arial" w:eastAsia="PingFang SC"/>
+          <w:rFonts w:ascii="Arial Unicode MS" w:hAnsi="Arial Unicode MS" w:eastAsia="Arial Unicode MS" w:cs="Arial Unicode MS"/>
           <w:b w:val="0"/>
           <w:color w:val="34445A"/>
           <w:sz w:val="19"/>
@@ -514,7 +514,7 @@
       </w:pPr>
       <w:r>
         <w:rPr>
-          <w:rFonts w:ascii="Arial" w:hAnsi="Arial" w:eastAsia="PingFang SC"/>
+          <w:rFonts w:ascii="Arial Unicode MS" w:hAnsi="Arial Unicode MS" w:eastAsia="Arial Unicode MS" w:cs="Arial Unicode MS"/>
           <w:b/>
           <w:color w:val="B98844"/>
           <w:sz w:val="20"/>
@@ -523,7 +523,7 @@
       </w:r>
       <w:r>
         <w:rPr>
-          <w:rFonts w:ascii="Arial" w:hAnsi="Arial" w:eastAsia="PingFang SC"/>
+          <w:rFonts w:ascii="Arial Unicode MS" w:hAnsi="Arial Unicode MS" w:eastAsia="Arial Unicode MS" w:cs="Arial Unicode MS"/>
           <w:b/>
           <w:color w:val="203C67"/>
           <w:sz w:val="20"/>
@@ -532,7 +532,7 @@
       </w:r>
       <w:r>
         <w:rPr>
-          <w:rFonts w:ascii="Arial" w:hAnsi="Arial" w:eastAsia="PingFang SC"/>
+          <w:rFonts w:ascii="Arial Unicode MS" w:hAnsi="Arial Unicode MS" w:eastAsia="Arial Unicode MS" w:cs="Arial Unicode MS"/>
           <w:b w:val="0"/>
           <w:color w:val="3E7978"/>
           <w:sz w:val="18"/>
@@ -541,7 +541,7 @@
       </w:r>
       <w:r>
         <w:rPr>
-          <w:rFonts w:ascii="Arial" w:hAnsi="Arial" w:eastAsia="PingFang SC"/>
+          <w:rFonts w:ascii="Arial Unicode MS" w:hAnsi="Arial Unicode MS" w:eastAsia="Arial Unicode MS" w:cs="Arial Unicode MS"/>
           <w:b w:val="0"/>
           <w:color w:val="34445A"/>
           <w:sz w:val="19"/>
@@ -556,7 +556,7 @@
       </w:pPr>
       <w:r>
         <w:rPr>
-          <w:rFonts w:ascii="Arial" w:hAnsi="Arial" w:eastAsia="PingFang SC"/>
+          <w:rFonts w:ascii="Arial Unicode MS" w:hAnsi="Arial Unicode MS" w:eastAsia="Arial Unicode MS" w:cs="Arial Unicode MS"/>
           <w:b/>
           <w:color w:val="B98844"/>
           <w:sz w:val="20"/>
@@ -565,7 +565,7 @@
       </w:r>
       <w:r>
         <w:rPr>
-          <w:rFonts w:ascii="Arial" w:hAnsi="Arial" w:eastAsia="PingFang SC"/>
+          <w:rFonts w:ascii="Arial Unicode MS" w:hAnsi="Arial Unicode MS" w:eastAsia="Arial Unicode MS" w:cs="Arial Unicode MS"/>
           <w:b/>
           <w:color w:val="203C67"/>
           <w:sz w:val="20"/>
@@ -574,7 +574,7 @@
       </w:r>
       <w:r>
         <w:rPr>
-          <w:rFonts w:ascii="Arial" w:hAnsi="Arial" w:eastAsia="PingFang SC"/>
+          <w:rFonts w:ascii="Arial Unicode MS" w:hAnsi="Arial Unicode MS" w:eastAsia="Arial Unicode MS" w:cs="Arial Unicode MS"/>
           <w:b w:val="0"/>
           <w:color w:val="3E7978"/>
           <w:sz w:val="18"/>
@@ -583,7 +583,7 @@
       </w:r>
       <w:r>
         <w:rPr>
-          <w:rFonts w:ascii="Arial" w:hAnsi="Arial" w:eastAsia="PingFang SC"/>
+          <w:rFonts w:ascii="Arial Unicode MS" w:hAnsi="Arial Unicode MS" w:eastAsia="Arial Unicode MS" w:cs="Arial Unicode MS"/>
           <w:b w:val="0"/>
           <w:color w:val="34445A"/>
           <w:sz w:val="19"/>
@@ -598,7 +598,7 @@
       </w:pPr>
       <w:r>
         <w:rPr>
-          <w:rFonts w:ascii="Arial" w:hAnsi="Arial" w:eastAsia="PingFang SC"/>
+          <w:rFonts w:ascii="Arial Unicode MS" w:hAnsi="Arial Unicode MS" w:eastAsia="Arial Unicode MS" w:cs="Arial Unicode MS"/>
           <w:b/>
           <w:color w:val="B98844"/>
           <w:sz w:val="20"/>
@@ -607,7 +607,7 @@
       </w:r>
       <w:r>
         <w:rPr>
-          <w:rFonts w:ascii="Arial" w:hAnsi="Arial" w:eastAsia="PingFang SC"/>
+          <w:rFonts w:ascii="Arial Unicode MS" w:hAnsi="Arial Unicode MS" w:eastAsia="Arial Unicode MS" w:cs="Arial Unicode MS"/>
           <w:b/>
           <w:color w:val="203C67"/>
           <w:sz w:val="20"/>
@@ -616,7 +616,7 @@
       </w:r>
       <w:r>
         <w:rPr>
-          <w:rFonts w:ascii="Arial" w:hAnsi="Arial" w:eastAsia="PingFang SC"/>
+          <w:rFonts w:ascii="Arial Unicode MS" w:hAnsi="Arial Unicode MS" w:eastAsia="Arial Unicode MS" w:cs="Arial Unicode MS"/>
           <w:b w:val="0"/>
           <w:color w:val="3E7978"/>
           <w:sz w:val="18"/>
@@ -625,7 +625,7 @@
       </w:r>
       <w:r>
         <w:rPr>
-          <w:rFonts w:ascii="Arial" w:hAnsi="Arial" w:eastAsia="PingFang SC"/>
+          <w:rFonts w:ascii="Arial Unicode MS" w:hAnsi="Arial Unicode MS" w:eastAsia="Arial Unicode MS" w:cs="Arial Unicode MS"/>
           <w:b w:val="0"/>
           <w:color w:val="34445A"/>
           <w:sz w:val="19"/>
@@ -640,7 +640,7 @@
       </w:pPr>
       <w:r>
         <w:rPr>
-          <w:rFonts w:ascii="Arial" w:hAnsi="Arial" w:eastAsia="PingFang SC"/>
+          <w:rFonts w:ascii="Arial Unicode MS" w:hAnsi="Arial Unicode MS" w:eastAsia="Arial Unicode MS" w:cs="Arial Unicode MS"/>
           <w:b/>
           <w:color w:val="B98844"/>
           <w:sz w:val="20"/>
@@ -649,7 +649,7 @@
       </w:r>
       <w:r>
         <w:rPr>
-          <w:rFonts w:ascii="Arial" w:hAnsi="Arial" w:eastAsia="PingFang SC"/>
+          <w:rFonts w:ascii="Arial Unicode MS" w:hAnsi="Arial Unicode MS" w:eastAsia="Arial Unicode MS" w:cs="Arial Unicode MS"/>
           <w:b/>
           <w:color w:val="203C67"/>
           <w:sz w:val="20"/>
@@ -658,7 +658,7 @@
       </w:r>
       <w:r>
         <w:rPr>
-          <w:rFonts w:ascii="Arial" w:hAnsi="Arial" w:eastAsia="PingFang SC"/>
+          <w:rFonts w:ascii="Arial Unicode MS" w:hAnsi="Arial Unicode MS" w:eastAsia="Arial Unicode MS" w:cs="Arial Unicode MS"/>
           <w:b w:val="0"/>
           <w:color w:val="34445A"/>
           <w:sz w:val="19"/>
@@ -675,7 +675,7 @@
       </w:pPr>
       <w:r>
         <w:rPr>
-          <w:rFonts w:ascii="Arial" w:hAnsi="Arial" w:eastAsia="PingFang SC"/>
+          <w:rFonts w:ascii="Arial Unicode MS" w:hAnsi="Arial Unicode MS" w:eastAsia="Arial Unicode MS" w:cs="Arial Unicode MS"/>
           <w:b/>
           <w:color w:val="3E7978"/>
           <w:sz w:val="24"/>
@@ -689,7 +689,7 @@
       </w:pPr>
       <w:r>
         <w:rPr>
-          <w:rFonts w:ascii="Arial" w:hAnsi="Arial" w:eastAsia="PingFang SC"/>
+          <w:rFonts w:ascii="Arial Unicode MS" w:hAnsi="Arial Unicode MS" w:eastAsia="Arial Unicode MS" w:cs="Arial Unicode MS"/>
           <w:b w:val="0"/>
           <w:color w:val="34445A"/>
           <w:sz w:val="19"/>
@@ -706,7 +706,7 @@
       </w:pPr>
       <w:r>
         <w:rPr>
-          <w:rFonts w:ascii="Arial" w:hAnsi="Arial" w:eastAsia="PingFang SC"/>
+          <w:rFonts w:ascii="Arial Unicode MS" w:hAnsi="Arial Unicode MS" w:eastAsia="Arial Unicode MS" w:cs="Arial Unicode MS"/>
           <w:b/>
           <w:color w:val="3E7978"/>
           <w:sz w:val="24"/>
@@ -721,7 +721,7 @@
       </w:pPr>
       <w:r>
         <w:rPr>
-          <w:rFonts w:ascii="Arial" w:hAnsi="Arial" w:eastAsia="PingFang SC"/>
+          <w:rFonts w:ascii="Arial Unicode MS" w:hAnsi="Arial Unicode MS" w:eastAsia="Arial Unicode MS" w:cs="Arial Unicode MS"/>
           <w:b/>
           <w:color w:val="B98844"/>
           <w:sz w:val="20"/>
@@ -730,7 +730,7 @@
       </w:r>
       <w:r>
         <w:rPr>
-          <w:rFonts w:ascii="Arial" w:hAnsi="Arial" w:eastAsia="PingFang SC"/>
+          <w:rFonts w:ascii="Arial Unicode MS" w:hAnsi="Arial Unicode MS" w:eastAsia="Arial Unicode MS" w:cs="Arial Unicode MS"/>
           <w:b/>
           <w:color w:val="203C67"/>
           <w:sz w:val="20"/>
@@ -739,7 +739,7 @@
       </w:r>
       <w:r>
         <w:rPr>
-          <w:rFonts w:ascii="Arial" w:hAnsi="Arial" w:eastAsia="PingFang SC"/>
+          <w:rFonts w:ascii="Arial Unicode MS" w:hAnsi="Arial Unicode MS" w:eastAsia="Arial Unicode MS" w:cs="Arial Unicode MS"/>
           <w:b w:val="0"/>
           <w:color w:val="34445A"/>
           <w:sz w:val="19"/>
@@ -754,7 +754,7 @@
       </w:pPr>
       <w:r>
         <w:rPr>
-          <w:rFonts w:ascii="Arial" w:hAnsi="Arial" w:eastAsia="PingFang SC"/>
+          <w:rFonts w:ascii="Arial Unicode MS" w:hAnsi="Arial Unicode MS" w:eastAsia="Arial Unicode MS" w:cs="Arial Unicode MS"/>
           <w:b/>
           <w:color w:val="B98844"/>
           <w:sz w:val="20"/>
@@ -763,7 +763,7 @@
       </w:r>
       <w:r>
         <w:rPr>
-          <w:rFonts w:ascii="Arial" w:hAnsi="Arial" w:eastAsia="PingFang SC"/>
+          <w:rFonts w:ascii="Arial Unicode MS" w:hAnsi="Arial Unicode MS" w:eastAsia="Arial Unicode MS" w:cs="Arial Unicode MS"/>
           <w:b/>
           <w:color w:val="203C67"/>
           <w:sz w:val="20"/>
@@ -772,7 +772,7 @@
       </w:r>
       <w:r>
         <w:rPr>
-          <w:rFonts w:ascii="Arial" w:hAnsi="Arial" w:eastAsia="PingFang SC"/>
+          <w:rFonts w:ascii="Arial Unicode MS" w:hAnsi="Arial Unicode MS" w:eastAsia="Arial Unicode MS" w:cs="Arial Unicode MS"/>
           <w:b w:val="0"/>
           <w:color w:val="34445A"/>
           <w:sz w:val="19"/>
@@ -787,7 +787,7 @@
       </w:pPr>
       <w:r>
         <w:rPr>
-          <w:rFonts w:ascii="Arial" w:hAnsi="Arial" w:eastAsia="PingFang SC"/>
+          <w:rFonts w:ascii="Arial Unicode MS" w:hAnsi="Arial Unicode MS" w:eastAsia="Arial Unicode MS" w:cs="Arial Unicode MS"/>
           <w:b/>
           <w:color w:val="B98844"/>
           <w:sz w:val="20"/>
@@ -796,7 +796,7 @@
       </w:r>
       <w:r>
         <w:rPr>
-          <w:rFonts w:ascii="Arial" w:hAnsi="Arial" w:eastAsia="PingFang SC"/>
+          <w:rFonts w:ascii="Arial Unicode MS" w:hAnsi="Arial Unicode MS" w:eastAsia="Arial Unicode MS" w:cs="Arial Unicode MS"/>
           <w:b/>
           <w:color w:val="203C67"/>
           <w:sz w:val="20"/>
@@ -805,7 +805,7 @@
       </w:r>
       <w:r>
         <w:rPr>
-          <w:rFonts w:ascii="Arial" w:hAnsi="Arial" w:eastAsia="PingFang SC"/>
+          <w:rFonts w:ascii="Arial Unicode MS" w:hAnsi="Arial Unicode MS" w:eastAsia="Arial Unicode MS" w:cs="Arial Unicode MS"/>
           <w:b w:val="0"/>
           <w:color w:val="34445A"/>
           <w:sz w:val="19"/>
@@ -819,7 +819,7 @@
       </w:pPr>
       <w:r>
         <w:rPr>
-          <w:rFonts w:ascii="Arial" w:hAnsi="Arial" w:eastAsia="PingFang SC"/>
+          <w:rFonts w:ascii="Arial Unicode MS" w:hAnsi="Arial Unicode MS" w:eastAsia="Arial Unicode MS" w:cs="Arial Unicode MS"/>
           <w:b/>
           <w:color w:val="3E7978"/>
           <w:sz w:val="19"/>
@@ -828,7 +828,7 @@
       </w:r>
       <w:r>
         <w:rPr>
-          <w:rFonts w:ascii="Arial" w:hAnsi="Arial" w:eastAsia="PingFang SC"/>
+          <w:rFonts w:ascii="Arial Unicode MS" w:hAnsi="Arial Unicode MS" w:eastAsia="Arial Unicode MS" w:cs="Arial Unicode MS"/>
           <w:b w:val="0"/>
           <w:color w:val="34445A"/>
           <w:sz w:val="19"/>
@@ -842,7 +842,7 @@
       </w:pPr>
       <w:r>
         <w:rPr>
-          <w:rFonts w:ascii="Arial" w:hAnsi="Arial" w:eastAsia="PingFang SC"/>
+          <w:rFonts w:ascii="Arial Unicode MS" w:hAnsi="Arial Unicode MS" w:eastAsia="Arial Unicode MS" w:cs="Arial Unicode MS"/>
           <w:b/>
           <w:color w:val="3E7978"/>
           <w:sz w:val="19"/>
@@ -851,7 +851,7 @@
       </w:r>
       <w:r>
         <w:rPr>
-          <w:rFonts w:ascii="Arial" w:hAnsi="Arial" w:eastAsia="PingFang SC"/>
+          <w:rFonts w:ascii="Arial Unicode MS" w:hAnsi="Arial Unicode MS" w:eastAsia="Arial Unicode MS" w:cs="Arial Unicode MS"/>
           <w:b w:val="0"/>
           <w:color w:val="34445A"/>
           <w:sz w:val="19"/>
@@ -879,7 +879,7 @@
     </w:pPr>
     <w:r>
       <w:rPr>
-        <w:rFonts w:ascii="Arial" w:hAnsi="Arial" w:eastAsia="PingFang SC"/>
+        <w:rFonts w:ascii="Arial Unicode MS" w:hAnsi="Arial Unicode MS" w:eastAsia="Arial Unicode MS" w:cs="Arial Unicode MS"/>
         <w:b w:val="0"/>
         <w:color w:val="657084"/>
         <w:sz w:val="15"/>
@@ -1257,7 +1257,7 @@
       <w:spacing w:after="32" w:line="254" w:lineRule="auto"/>
     </w:pPr>
     <w:rPr>
-      <w:rFonts w:ascii="Arial" w:hAnsi="Arial" w:eastAsia="PingFang SC"/>
+      <w:rFonts w:ascii="Arial Unicode MS" w:hAnsi="Arial Unicode MS" w:eastAsia="Arial Unicode MS" w:cs="Arial Unicode MS"/>
       <w:color w:val="34445A"/>
       <w:sz w:val="20"/>
     </w:rPr>

--- a/许库兰_医学AI实习简历.docx
+++ b/许库兰_医学AI实习简历.docx
@@ -859,8 +859,121 @@
         <w:t>AI 科研助理、民族药研究助理、生命科学数据或医疗 AI 产品实习；可承担文献与证据整理、项目资料结构化、原型迭代和模型输出复核。本科在读可参加，有薪优先，远程或武汉线下均可。</w:t>
       </w:r>
     </w:p>
+    <w:p>
+      <w:pPr>
+        <w:spacing w:before="120" w:after="40"/>
+        <w:pBdr>
+          <w:bottom w:val="single" w:sz="5" w:space="2" w:color="D9E1EA"/>
+        </w:pBdr>
+      </w:pPr>
+      <w:r>
+        <w:rPr>
+          <w:rFonts w:ascii="Arial Unicode MS" w:hAnsi="Arial Unicode MS" w:eastAsia="Arial Unicode MS" w:cs="Arial Unicode MS"/>
+          <w:b/>
+          <w:color w:val="3E7978"/>
+          <w:sz w:val="24"/>
+        </w:rPr>
+        <w:t>GitHub｜精选仓库</w:t>
+      </w:r>
+    </w:p>
+    <w:p>
+      <w:pPr>
+        <w:spacing w:after="20"/>
+      </w:pPr>
+      <w:r>
+        <w:rPr>
+          <w:rFonts w:ascii="Arial Unicode MS" w:hAnsi="Arial Unicode MS" w:eastAsia="Arial Unicode MS" w:cs="Arial Unicode MS"/>
+          <w:b/>
+          <w:color w:val="3E7978"/>
+          <w:sz w:val="19"/>
+        </w:rPr>
+        <w:t>个人主页：</w:t>
+      </w:r>
+      <w:hyperlink r:id="rId9">
+        <w:r>
+          <w:rPr>
+            <w:rFonts w:ascii="Arial Unicode MS" w:hAnsi="Arial Unicode MS" w:eastAsia="Arial Unicode MS" w:cs="Arial Unicode MS"/>
+            <w:color w:val="203C67"/>
+            <w:u w:val="single"/>
+          </w:rPr>
+          <w:t>github.com/xkrn321</w:t>
+        </w:r>
+      </w:hyperlink>
+      <w:r>
+        <w:rPr>
+          <w:rFonts w:ascii="Arial Unicode MS" w:hAnsi="Arial Unicode MS" w:eastAsia="Arial Unicode MS" w:cs="Arial Unicode MS"/>
+          <w:b/>
+          <w:color w:val="3E7978"/>
+          <w:sz w:val="19"/>
+        </w:rPr>
+        <w:t xml:space="preserve">　研究代码：</w:t>
+      </w:r>
+      <w:hyperlink r:id="rId10">
+        <w:r>
+          <w:rPr>
+            <w:rFonts w:ascii="Arial Unicode MS" w:hAnsi="Arial Unicode MS" w:eastAsia="Arial Unicode MS" w:cs="Arial Unicode MS"/>
+            <w:color w:val="203C67"/>
+            <w:u w:val="single"/>
+          </w:rPr>
+          <w:t>EthnoEvidence-Temporal-Audit</w:t>
+        </w:r>
+      </w:hyperlink>
+    </w:p>
+    <w:p>
+      <w:pPr>
+        <w:spacing w:after="20"/>
+      </w:pPr>
+      <w:hyperlink r:id="rId11">
+        <w:r>
+          <w:rPr>
+            <w:rFonts w:ascii="Arial Unicode MS" w:hAnsi="Arial Unicode MS" w:eastAsia="Arial Unicode MS" w:cs="Arial Unicode MS"/>
+            <w:color w:val="203C67"/>
+            <w:u w:val="single"/>
+          </w:rPr>
+          <w:t>ethno-profiler</w:t>
+        </w:r>
+      </w:hyperlink>
+      <w:r>
+        <w:rPr>
+          <w:rFonts w:ascii="Arial Unicode MS" w:hAnsi="Arial Unicode MS" w:eastAsia="Arial Unicode MS" w:cs="Arial Unicode MS"/>
+          <w:b/>
+          <w:color w:val="3E7978"/>
+          <w:sz w:val="19"/>
+        </w:rPr>
+        <w:t xml:space="preserve">　作品与交互：</w:t>
+      </w:r>
+      <w:hyperlink r:id="rId12">
+        <w:r>
+          <w:rPr>
+            <w:rFonts w:ascii="Arial Unicode MS" w:hAnsi="Arial Unicode MS" w:eastAsia="Arial Unicode MS" w:cs="Arial Unicode MS"/>
+            <w:color w:val="203C67"/>
+            <w:u w:val="single"/>
+          </w:rPr>
+          <w:t>medical-ai-portfolio</w:t>
+        </w:r>
+      </w:hyperlink>
+      <w:r>
+        <w:rPr>
+          <w:rFonts w:ascii="Arial Unicode MS" w:hAnsi="Arial Unicode MS" w:eastAsia="Arial Unicode MS" w:cs="Arial Unicode MS"/>
+          <w:b w:val="0"/>
+          <w:color w:val="34445A"/>
+          <w:sz w:val="19"/>
+        </w:rPr>
+        <w:t xml:space="preserve">　</w:t>
+      </w:r>
+      <w:hyperlink r:id="rId13">
+        <w:r>
+          <w:rPr>
+            <w:rFonts w:ascii="Arial Unicode MS" w:hAnsi="Arial Unicode MS" w:eastAsia="Arial Unicode MS" w:cs="Arial Unicode MS"/>
+            <w:color w:val="203C67"/>
+            <w:u w:val="single"/>
+          </w:rPr>
+          <w:t>huangjing-3d</w:t>
+        </w:r>
+      </w:hyperlink>
+    </w:p>
     <w:sectPr>
-      <w:footerReference w:type="default" r:id="rId9"/>
+      <w:footerReference w:type="default" r:id="rId14"/>
       <w:pgSz w:w="11909" w:h="16834"/>
       <w:pgMar w:top="605" w:right="835" w:bottom="576" w:left="835" w:header="288" w:footer="288" w:gutter="0"/>
       <w:cols w:space="720"/>
